--- a/Paladin_Compliance_1.6_Governance_Maturity_Reference.docx
+++ b/Paladin_Compliance_1.6_Governance_Maturity_Reference.docx
@@ -118,7 +118,7 @@
           <w:color w:val="2F3A4A"/>
           <w:sz w:val="19"/>
         </w:rPr>
-        <w:t>Rapid hiring, customer assurance volume, acquisitions, or new AI-assisted workflows can turn undocumented institutional knowledge into a governance constraint.</w:t>
+        <w:t>Rapid hiring, customer volume, acquisitions, or new AI-assisted workflows can turn undocumented institutional knowledge into a governance constraint.</w:t>
       </w:r>
     </w:p>
     <w:p>
@@ -1181,7 +1181,7 @@
                 <w:color w:val="2F3A4A"/>
                 <w:sz w:val="16"/>
               </w:rPr>
-              <w:t>Evidence packages support audit, customer assurance, internal review, and remediation decisions without major reconstruction.</w:t>
+              <w:t>Evidence packages support audit, customer confidence, internal review, and remediation decisions without major reconstruction.</w:t>
             </w:r>
           </w:p>
         </w:tc>
@@ -3613,7 +3613,7 @@
                 <w:color w:val="2F3A4A"/>
                 <w:sz w:val="16"/>
               </w:rPr>
-              <w:t>Completion discipline is mistaken for control assurance.</w:t>
+              <w:t>Completion discipline is mistaken for control confidence.</w:t>
             </w:r>
           </w:p>
         </w:tc>
@@ -4771,7 +4771,7 @@
                 <w:color w:val="2F3A4A"/>
                 <w:sz w:val="16"/>
               </w:rPr>
-              <w:t>Customer assurance volume</w:t>
+              <w:t>Customer volume</w:t>
             </w:r>
           </w:p>
         </w:tc>
